--- a/data/sample_resumes/sarah_chen_fullstack.docx
+++ b/data/sample_resumes/sarah_chen_fullstack.docx
@@ -113,7 +113,7 @@
     </w:p>
     <w:p>
       <w:r>
-        <w:t>- Developed RESTful APIs using Python, Django, and PostgreSQL for customer billing management, processing over $4M in monthly transactions.</w:t>
+        <w:t>- Developed RESTful APIs using Python, Django, and PostgreSQL for customer billing management, processing over ₹35 Crore in monthly transactions.</w:t>
       </w:r>
     </w:p>
     <w:p>
